--- a/templates/W3-62-17D.docx
+++ b/templates/W3-62-17D.docx
@@ -113,14 +113,14 @@
           <w:b/>
           <w:color w:val="000000"/>
         </w:rPr>
-        <w:t>□</w:t>
+        <w:t>{{FIRSTCK}}</w:t>
       </w:r>
       <w:r>
         <w:rPr>
           <w:rFonts w:ascii="標楷體" w:eastAsia="標楷體" w:hAnsi="標楷體" w:hint="eastAsia"/>
           <w:color w:val="000000"/>
         </w:rPr>
-        <w:t>初檢 □複檢</w:t>
+        <w:t>初檢 {{RECK}}複檢</w:t>
       </w:r>
     </w:p>
     <w:tbl>

--- a/templates/W3-62-17D.docx
+++ b/templates/W3-62-17D.docx
@@ -5197,7 +5197,7 @@
                 <w:sz w:val="20"/>
                 <w:szCs w:val="20"/>
               </w:rPr>
-              <w:t xml:space="preserve">□ 1.檢查結果 □合格 □不合格 □限制合格 □未備妥 □程序不符。</w:t>
+              <w:t xml:space="preserve">■ 1.檢查結果 □合格 □不合格 □限制合格 □未備妥 □程序不符。</w:t>
             </w:r>
           </w:p>
           <w:p>

--- a/templates/W3-62-17D.docx
+++ b/templates/W3-62-17D.docx
@@ -24,7 +24,7 @@
           <w:spacing w:val="-20"/>
           <w:sz w:val="28"/>
         </w:rPr>
-        <w:t xml:space="preserve">({{ORG}}) </w:t>
+        <w:t xml:space="preserve">{{ORG}} </w:t>
       </w:r>
       <w:r>
         <w:rPr>
